--- a/BioPilot/03_deliverables/Part1_Gait_Model_Migration.docx
+++ b/BioPilot/03_deliverables/Part1_Gait_Model_Migration.docx
@@ -1,6 +1,6 @@
 
 <file path=word/document.xml><?xml version="1.0" encoding="utf-8"?>
-<w:document xmlns:wpc="http://schemas.microsoft.com/office/word/2010/wordprocessingCanvas" xmlns:cx="http://schemas.microsoft.com/office/drawing/2014/chartex" xmlns:cx1="http://schemas.microsoft.com/office/drawing/2015/9/8/chartex" xmlns:cx2="http://schemas.microsoft.com/office/drawing/2015/10/21/chartex" xmlns:cx3="http://schemas.microsoft.com/office/drawing/2016/5/9/chartex" xmlns:cx4="http://schemas.microsoft.com/office/drawing/2016/5/10/chartex" xmlns:cx5="http://schemas.microsoft.com/office/drawing/2016/5/11/chartex" xmlns:cx6="http://schemas.microsoft.com/office/drawing/2016/5/12/chartex" xmlns:cx7="http://schemas.microsoft.com/office/drawing/2016/5/13/chartex" xmlns:cx8="http://schemas.microsoft.com/office/drawing/2016/5/14/chartex" xmlns:mc="http://schemas.openxmlformats.org/markup-compatibility/2006" xmlns:aink="http://schemas.microsoft.com/office/drawing/2016/ink" xmlns:am3d="http://schemas.microsoft.com/office/drawing/2017/model3d" xmlns:o="urn:schemas-microsoft-com:office:office" xmlns:oel="http://schemas.microsoft.com/office/2019/extlst" xmlns:r="http://schemas.openxmlformats.org/officeDocument/2006/relationships" xmlns:m="http://schemas.openxmlformats.org/officeDocument/2006/math" xmlns:v="urn:schemas-microsoft-com:vml" xmlns:wp14="http://schemas.microsoft.com/office/word/2010/wordprocessingDrawing" xmlns:wp="http://schemas.openxmlformats.org/drawingml/2006/wordprocessingDrawing" xmlns:w10="urn:schemas-microsoft-com:office:word" xmlns:w="http://schemas.openxmlformats.org/wordprocessingml/2006/main" xmlns:w14="http://schemas.microsoft.com/office/word/2010/wordml" xmlns:w15="http://schemas.microsoft.com/office/word/2012/wordml" xmlns:w16cex="http://schemas.microsoft.com/office/word/2018/wordml/cex" xmlns:w16cid="http://schemas.microsoft.com/office/word/2016/wordml/cid" xmlns:w16="http://schemas.microsoft.com/office/word/2018/wordml" xmlns:w16du="http://schemas.microsoft.com/office/word/2023/wordml/word16du" xmlns:w16sdtdh="http://schemas.microsoft.com/office/word/2020/wordml/sdtdatahash" xmlns:w16sdtfl="http://schemas.microsoft.com/office/word/2024/wordml/sdtformatlock" xmlns:w16se="http://schemas.microsoft.com/office/word/2015/wordml/symex" xmlns:wpg="http://schemas.microsoft.com/office/word/2010/wordprocessingGroup" xmlns:wpi="http://schemas.microsoft.com/office/word/2010/wordprocessingInk" xmlns:wne="http://schemas.microsoft.com/office/word/2006/wordml" xmlns:wps="http://schemas.microsoft.com/office/word/2010/wordprocessingShape" mc:Ignorable="w14 w15 w16se w16cid w16 w16cex w16sdtdh w16sdtfl w16du wp14">
+<w:document xmlns:wpc="http://schemas.microsoft.com/office/word/2010/wordprocessingCanvas" xmlns:cx="http://schemas.microsoft.com/office/drawing/2014/chartex" xmlns:cx1="http://schemas.microsoft.com/office/drawing/2015/9/8/chartex" xmlns:cx2="http://schemas.microsoft.com/office/drawing/2015/10/21/chartex" xmlns:cx3="http://schemas.microsoft.com/office/drawing/2016/5/9/chartex" xmlns:cx4="http://schemas.microsoft.com/office/drawing/2016/5/10/chartex" xmlns:cx5="http://schemas.microsoft.com/office/drawing/2016/5/11/chartex" xmlns:cx6="http://schemas.microsoft.com/office/drawing/2016/5/12/chartex" xmlns:cx7="http://schemas.microsoft.com/office/drawing/2016/5/13/chartex" xmlns:cx8="http://schemas.microsoft.com/office/drawing/2016/5/14/chartex" xmlns:mc="http://schemas.openxmlformats.org/markup-compatibility/2006" xmlns:m="http://schemas.openxmlformats.org/officeDocument/2006/math" xmlns:aink="http://schemas.microsoft.com/office/drawing/2016/ink" xmlns:am3d="http://schemas.microsoft.com/office/drawing/2017/model3d" xmlns:oel="http://schemas.microsoft.com/office/2019/extlst" xmlns:r="http://schemas.openxmlformats.org/officeDocument/2006/relationships" xmlns:wp14="http://schemas.microsoft.com/office/word/2010/wordprocessingDrawing" xmlns:wp="http://schemas.openxmlformats.org/drawingml/2006/wordprocessingDrawing" xmlns:wpg="http://schemas.microsoft.com/office/word/2010/wordprocessingGroup" xmlns:wpi="http://schemas.microsoft.com/office/word/2010/wordprocessingInk" xmlns:wps="http://schemas.microsoft.com/office/word/2010/wordprocessingShape" xmlns:o="urn:schemas-microsoft-com:office:office" xmlns:v="urn:schemas-microsoft-com:vml" xmlns:w10="urn:schemas-microsoft-com:office:word" xmlns:w="http://schemas.openxmlformats.org/wordprocessingml/2006/main" xmlns:w14="http://schemas.microsoft.com/office/word/2010/wordml" xmlns:w15="http://schemas.microsoft.com/office/word/2012/wordml" xmlns:w16cex="http://schemas.microsoft.com/office/word/2018/wordml/cex" xmlns:w16cid="http://schemas.microsoft.com/office/word/2016/wordml/cid" xmlns:w16="http://schemas.microsoft.com/office/word/2018/wordml" xmlns:w16sdtdh="http://schemas.microsoft.com/office/word/2020/wordml/sdtdatahash" xmlns:w16sdtfl="http://schemas.microsoft.com/office/word/2024/wordml/sdtformatlock" xmlns:w16se="http://schemas.microsoft.com/office/word/2015/wordml/symex" xmlns:w16du="http://schemas.microsoft.com/office/word/2023/wordml/word16du" xmlns:wne="http://schemas.microsoft.com/office/word/2006/wordml" mc:Ignorable="w14 w15 w16se w16cid w16 w16cex w16sdtdh w16sdtfl w16du wp14">
   <w:body>
     <w:p>
       <w:pPr>
@@ -31,7 +31,7 @@
           <w:sz w:val="42"/>
           <w:szCs w:val="42"/>
         </w:rPr>
-        <w:t>Gait Foundation Model, running in-house — end to end</w:t>
+        <w:t xml:space="preserve">Gait Foundation Model, running in-house </w:t>
       </w:r>
     </w:p>
     <w:p>
@@ -60,7 +60,6 @@
         </w:rPr>
         <w:t xml:space="preserve">Prepared by </w:t>
       </w:r>
-      <w:proofErr w:type="gramStart"/>
       <w:r>
         <w:rPr>
           <w:b/>
@@ -72,14 +71,7 @@
         <w:rPr>
           <w:color w:val="5B6B78"/>
         </w:rPr>
-        <w:t xml:space="preserve">  for</w:t>
-      </w:r>
-      <w:proofErr w:type="gramEnd"/>
-      <w:r>
-        <w:rPr>
-          <w:color w:val="5B6B78"/>
-        </w:rPr>
-        <w:t xml:space="preserve">  </w:t>
+        <w:t xml:space="preserve">  for  </w:t>
       </w:r>
       <w:r>
         <w:rPr>
@@ -111,7 +103,19 @@
         <w:rPr>
           <w:color w:val="5B6B78"/>
         </w:rPr>
-        <w:t>The model and training pipeline are jointly-owned (master agreement §5.6) — flag for IP review before any external sharing.</w:t>
+        <w:t xml:space="preserve">The model and training pipeline are </w:t>
+      </w:r>
+      <w:r>
+        <w:rPr>
+          <w:color w:val="5B6B78"/>
+        </w:rPr>
+        <w:t>jointly owned</w:t>
+      </w:r>
+      <w:r>
+        <w:rPr>
+          <w:color w:val="5B6B78"/>
+        </w:rPr>
+        <w:t xml:space="preserve"> (master agreement §5.6) </w:t>
       </w:r>
     </w:p>
     <w:p>
@@ -153,12 +157,6 @@
         <w:gridCol w:w="6660"/>
       </w:tblGrid>
       <w:tr>
-        <w:tblPrEx>
-          <w:tblCellMar>
-            <w:top w:w="0" w:type="dxa"/>
-            <w:bottom w:w="0" w:type="dxa"/>
-          </w:tblCellMar>
-        </w:tblPrEx>
         <w:tc>
           <w:tcPr>
             <w:tcW w:w="2700" w:type="dxa"/>
@@ -205,12 +203,6 @@
         </w:tc>
       </w:tr>
       <w:tr>
-        <w:tblPrEx>
-          <w:tblCellMar>
-            <w:top w:w="0" w:type="dxa"/>
-            <w:bottom w:w="0" w:type="dxa"/>
-          </w:tblCellMar>
-        </w:tblPrEx>
         <w:tc>
           <w:tcPr>
             <w:tcW w:w="2700" w:type="dxa"/>
@@ -251,18 +243,26 @@
                 <w:sz w:val="19"/>
                 <w:szCs w:val="19"/>
               </w:rPr>
-              <w:t>Part 1 — Model Migration &amp; In-House Deployment</w:t>
+              <w:t xml:space="preserve">Part </w:t>
+            </w:r>
+            <w:r>
+              <w:rPr>
+                <w:sz w:val="19"/>
+                <w:szCs w:val="19"/>
+              </w:rPr>
+              <w:t>1 Model</w:t>
+            </w:r>
+            <w:r>
+              <w:rPr>
+                <w:sz w:val="19"/>
+                <w:szCs w:val="19"/>
+              </w:rPr>
+              <w:t xml:space="preserve"> Migration &amp; In-House Deployment</w:t>
             </w:r>
           </w:p>
         </w:tc>
       </w:tr>
       <w:tr>
-        <w:tblPrEx>
-          <w:tblCellMar>
-            <w:top w:w="0" w:type="dxa"/>
-            <w:bottom w:w="0" w:type="dxa"/>
-          </w:tblCellMar>
-        </w:tblPrEx>
         <w:tc>
           <w:tcPr>
             <w:tcW w:w="2700" w:type="dxa"/>
@@ -303,18 +303,12 @@
                 <w:sz w:val="19"/>
                 <w:szCs w:val="19"/>
               </w:rPr>
-              <w:t>1.0 — Draft, for Newton review</w:t>
+              <w:t>1.0 Draft, for Newton review</w:t>
             </w:r>
           </w:p>
         </w:tc>
       </w:tr>
       <w:tr>
-        <w:tblPrEx>
-          <w:tblCellMar>
-            <w:top w:w="0" w:type="dxa"/>
-            <w:bottom w:w="0" w:type="dxa"/>
-          </w:tblCellMar>
-        </w:tblPrEx>
         <w:tc>
           <w:tcPr>
             <w:tcW w:w="2700" w:type="dxa"/>
@@ -361,12 +355,6 @@
         </w:tc>
       </w:tr>
       <w:tr>
-        <w:tblPrEx>
-          <w:tblCellMar>
-            <w:top w:w="0" w:type="dxa"/>
-            <w:bottom w:w="0" w:type="dxa"/>
-          </w:tblCellMar>
-        </w:tblPrEx>
         <w:tc>
           <w:tcPr>
             <w:tcW w:w="2700" w:type="dxa"/>
@@ -407,27 +395,33 @@
                 <w:sz w:val="19"/>
                 <w:szCs w:val="19"/>
               </w:rPr>
-              <w:t xml:space="preserve">BioPilot.ai — Assaf Rotem, </w:t>
-            </w:r>
-            <w:proofErr w:type="spellStart"/>
+              <w:t>BioPilot.ai</w:t>
+            </w:r>
             <w:r>
               <w:rPr>
                 <w:sz w:val="19"/>
                 <w:szCs w:val="19"/>
               </w:rPr>
-              <w:t>Nitsan</w:t>
-            </w:r>
-            <w:proofErr w:type="spellEnd"/>
+              <w:t>:</w:t>
+            </w:r>
+            <w:r>
+              <w:rPr>
+                <w:sz w:val="19"/>
+                <w:szCs w:val="19"/>
+              </w:rPr>
+              <w:t xml:space="preserve"> Assaf Rotem, Nitsan</w:t>
+            </w:r>
+            <w:r>
+              <w:rPr>
+                <w:sz w:val="19"/>
+                <w:szCs w:val="19"/>
+              </w:rPr>
+              <w:t xml:space="preserve"> Tzur</w:t>
+            </w:r>
           </w:p>
         </w:tc>
       </w:tr>
       <w:tr>
-        <w:tblPrEx>
-          <w:tblCellMar>
-            <w:top w:w="0" w:type="dxa"/>
-            <w:bottom w:w="0" w:type="dxa"/>
-          </w:tblCellMar>
-        </w:tblPrEx>
         <w:tc>
           <w:tcPr>
             <w:tcW w:w="2700" w:type="dxa"/>
@@ -474,12 +468,6 @@
         </w:tc>
       </w:tr>
       <w:tr>
-        <w:tblPrEx>
-          <w:tblCellMar>
-            <w:top w:w="0" w:type="dxa"/>
-            <w:bottom w:w="0" w:type="dxa"/>
-          </w:tblCellMar>
-        </w:tblPrEx>
         <w:tc>
           <w:tcPr>
             <w:tcW w:w="2700" w:type="dxa"/>
@@ -520,18 +508,26 @@
                 <w:sz w:val="19"/>
                 <w:szCs w:val="19"/>
               </w:rPr>
-              <w:t>Jointly-owned — master agreement §5.6 (flag before external sharing)</w:t>
+              <w:t>Jointly-owned</w:t>
+            </w:r>
+            <w:r>
+              <w:rPr>
+                <w:sz w:val="19"/>
+                <w:szCs w:val="19"/>
+              </w:rPr>
+              <w:t xml:space="preserve"> -</w:t>
+            </w:r>
+            <w:r>
+              <w:rPr>
+                <w:sz w:val="19"/>
+                <w:szCs w:val="19"/>
+              </w:rPr>
+              <w:t xml:space="preserve"> master agreement §5.6</w:t>
             </w:r>
           </w:p>
         </w:tc>
       </w:tr>
       <w:tr>
-        <w:tblPrEx>
-          <w:tblCellMar>
-            <w:top w:w="0" w:type="dxa"/>
-            <w:bottom w:w="0" w:type="dxa"/>
-          </w:tblCellMar>
-        </w:tblPrEx>
         <w:tc>
           <w:tcPr>
             <w:tcW w:w="2700" w:type="dxa"/>
@@ -722,7 +718,19 @@
         <w:spacing w:after="140" w:line="276" w:lineRule="auto"/>
       </w:pPr>
       <w:r>
-        <w:t>v1.0 — 2026-08-13 — Initial issue.</w:t>
+        <w:t>v1.0</w:t>
+      </w:r>
+      <w:r>
+        <w:t xml:space="preserve"> - </w:t>
+      </w:r>
+      <w:r>
+        <w:t>2026-08-13</w:t>
+      </w:r>
+      <w:r>
+        <w:t xml:space="preserve"> - </w:t>
+      </w:r>
+      <w:r>
+        <w:t>Initial issue.</w:t>
       </w:r>
     </w:p>
     <w:p>
@@ -749,46 +757,18 @@
         <w:rPr>
           <w:color w:val="5B6B78"/>
         </w:rPr>
-        <w:t xml:space="preserve">Author (BioPilot.ai):  ______________________________     </w:t>
-      </w:r>
-      <w:proofErr w:type="gramStart"/>
+        <w:t>Author (BioPilot.ai):  ______________________________     Date  ____________</w:t>
+      </w:r>
+    </w:p>
+    <w:p>
+      <w:pPr>
+        <w:spacing w:after="140" w:line="276" w:lineRule="auto"/>
+      </w:pPr>
       <w:r>
         <w:rPr>
           <w:color w:val="5B6B78"/>
         </w:rPr>
-        <w:t>Date  _</w:t>
-      </w:r>
-      <w:proofErr w:type="gramEnd"/>
-      <w:r>
-        <w:rPr>
-          <w:color w:val="5B6B78"/>
-        </w:rPr>
-        <w:t>___________</w:t>
-      </w:r>
-    </w:p>
-    <w:p>
-      <w:pPr>
-        <w:spacing w:after="140" w:line="276" w:lineRule="auto"/>
-      </w:pPr>
-      <w:r>
-        <w:rPr>
-          <w:color w:val="5B6B78"/>
-        </w:rPr>
-        <w:t xml:space="preserve">Reviewed / approved (Newton VP R&amp;D):  ______________________________     </w:t>
-      </w:r>
-      <w:proofErr w:type="gramStart"/>
-      <w:r>
-        <w:rPr>
-          <w:color w:val="5B6B78"/>
-        </w:rPr>
-        <w:t>Date  _</w:t>
-      </w:r>
-      <w:proofErr w:type="gramEnd"/>
-      <w:r>
-        <w:rPr>
-          <w:color w:val="5B6B78"/>
-        </w:rPr>
-        <w:t>___________</w:t>
+        <w:t>Reviewed / approved (Newton VP R&amp;D):  ______________________________     Date  ____________</w:t>
       </w:r>
     </w:p>
     <w:p>
@@ -801,7 +781,6 @@
         <w:pStyle w:val="Heading1"/>
         <w:spacing w:before="280" w:after="120"/>
       </w:pPr>
-      <w:proofErr w:type="gramStart"/>
       <w:r>
         <w:rPr>
           <w:rFonts w:ascii="Cambria" w:eastAsia="Cambria" w:hAnsi="Cambria" w:cs="Cambria"/>
@@ -812,9 +791,69 @@
           <w:szCs w:val="30"/>
         </w:rPr>
         <w:lastRenderedPageBreak/>
-        <w:t>1  Executive</w:t>
-      </w:r>
-      <w:proofErr w:type="gramEnd"/>
+        <w:t>1  Executive summary</w:t>
+      </w:r>
+    </w:p>
+    <w:p>
+      <w:pPr>
+        <w:spacing w:after="140" w:line="276" w:lineRule="auto"/>
+      </w:pPr>
+      <w:r>
+        <w:t>Part 1 delivers the co-authored gait foundation model running inside Newton's own environment, verified end-to-end. We set up the environment, loaded the model, confirmed it reconstructs recorded movement to about 8 mm</w:t>
+      </w:r>
+      <w:r>
+        <w:t xml:space="preserve">, </w:t>
+      </w:r>
+      <w:r>
+        <w:t>the same accuracy reported in the paper</w:t>
+      </w:r>
+      <w:r>
+        <w:t xml:space="preserve">, </w:t>
+      </w:r>
+      <w:r>
+        <w:t>connected it to Newton's cloud movement recordings, and produced the model's movement embeddings.</w:t>
+      </w:r>
+    </w:p>
+    <w:p>
+      <w:pPr>
+        <w:spacing w:after="140" w:line="276" w:lineRule="auto"/>
+      </w:pPr>
+      <w:r>
+        <w:t>As an end-to-end check, we reproduced the study's headline result: predicting age, body-mass index (BMI) and sex from movement alone, for 3,643 participants. The in-house numbers match the published paper</w:t>
+      </w:r>
+      <w:r>
+        <w:t>;</w:t>
+      </w:r>
+      <w:r>
+        <w:t xml:space="preserve"> sex accuracy 0.998 (AUC), BMI correlation 0.87–0.90, age within about six years</w:t>
+      </w:r>
+      <w:r>
+        <w:t xml:space="preserve">, </w:t>
+      </w:r>
+      <w:r>
+        <w:t>every trait at parity with the paper.</w:t>
+      </w:r>
+    </w:p>
+    <w:p>
+      <w:pPr>
+        <w:spacing w:after="140" w:line="276" w:lineRule="auto"/>
+      </w:pPr>
+      <w:r>
+        <w:rPr>
+          <w:b/>
+          <w:bCs/>
+        </w:rPr>
+        <w:t xml:space="preserve">Deliverables: </w:t>
+      </w:r>
+      <w:r>
+        <w:t>a working in-house model, its source code (two Python modules and a reviewable notebook), and these integration notes.</w:t>
+      </w:r>
+    </w:p>
+    <w:p>
+      <w:pPr>
+        <w:pStyle w:val="Heading1"/>
+        <w:spacing w:before="280" w:after="120"/>
+      </w:pPr>
       <w:r>
         <w:rPr>
           <w:rFonts w:ascii="Cambria" w:eastAsia="Cambria" w:hAnsi="Cambria" w:cs="Cambria"/>
@@ -824,7 +863,7 @@
           <w:sz w:val="30"/>
           <w:szCs w:val="30"/>
         </w:rPr>
-        <w:t xml:space="preserve"> summary</w:t>
+        <w:t>2  What the model is</w:t>
       </w:r>
     </w:p>
     <w:p>
@@ -832,68 +871,13 @@
         <w:spacing w:after="140" w:line="276" w:lineRule="auto"/>
       </w:pPr>
       <w:r>
-        <w:t>Part 1 delivers the co-authored gait foundation model running inside Newton's own environment, verified end-to-end. We set up the environment, loaded the model, confirmed it reconstructs recorded movement to about 8 mm — the same accuracy reported in the paper — connected it to Newton's cloud movement recordings, and produced the model's movement embeddings.</w:t>
-      </w:r>
-    </w:p>
-    <w:p>
-      <w:pPr>
-        <w:spacing w:after="140" w:line="276" w:lineRule="auto"/>
-      </w:pPr>
-      <w:r>
-        <w:t>As an end-to-end check, we reproduced the study's headline result: predicting age, body-mass index (BMI) and sex from movement alone, for 3,643 participants. The in-house numbers match the published paper — sex accuracy 0.998 (AUC), BMI correlation 0.87–0.90, age within about six years — every trait at parity with the paper.</w:t>
-      </w:r>
-    </w:p>
-    <w:p>
-      <w:pPr>
-        <w:spacing w:after="140" w:line="276" w:lineRule="auto"/>
-      </w:pPr>
-      <w:r>
-        <w:rPr>
-          <w:b/>
-          <w:bCs/>
-        </w:rPr>
-        <w:t xml:space="preserve">Deliverables: </w:t>
-      </w:r>
-      <w:r>
-        <w:t>a working in-house model, its source code (two Python modules and a reviewable notebook), and these integration notes.</w:t>
-      </w:r>
-    </w:p>
-    <w:p>
-      <w:pPr>
-        <w:pStyle w:val="Heading1"/>
-        <w:spacing w:before="280" w:after="120"/>
-      </w:pPr>
-      <w:proofErr w:type="gramStart"/>
-      <w:r>
-        <w:rPr>
-          <w:rFonts w:ascii="Cambria" w:eastAsia="Cambria" w:hAnsi="Cambria" w:cs="Cambria"/>
-          <w:b/>
-          <w:bCs/>
-          <w:color w:val="10243A"/>
-          <w:sz w:val="30"/>
-          <w:szCs w:val="30"/>
-        </w:rPr>
-        <w:t>2  What</w:t>
-      </w:r>
-      <w:proofErr w:type="gramEnd"/>
-      <w:r>
-        <w:rPr>
-          <w:rFonts w:ascii="Cambria" w:eastAsia="Cambria" w:hAnsi="Cambria" w:cs="Cambria"/>
-          <w:b/>
-          <w:bCs/>
-          <w:color w:val="10243A"/>
-          <w:sz w:val="30"/>
-          <w:szCs w:val="30"/>
-        </w:rPr>
-        <w:t xml:space="preserve"> the model is</w:t>
-      </w:r>
-    </w:p>
-    <w:p>
-      <w:pPr>
-        <w:spacing w:after="140" w:line="276" w:lineRule="auto"/>
-      </w:pPr>
-      <w:r>
-        <w:t xml:space="preserve">A depth camera records a person performing standardized movements (walking, treadmill, standing balance, sit-to-stand) as a moving 3-D skeleton. The model — a dual-stream </w:t>
+        <w:t>A depth camera records a person performing standardized movements (walking, treadmill, standing balance, sit-to-stand) as a moving 3-D skeleton. The model</w:t>
+      </w:r>
+      <w:r>
+        <w:t xml:space="preserve">, </w:t>
+      </w:r>
+      <w:r>
+        <w:t xml:space="preserve">a dual-stream </w:t>
       </w:r>
       <w:proofErr w:type="spellStart"/>
       <w:r>
@@ -909,7 +893,13 @@
       </w:r>
       <w:proofErr w:type="spellEnd"/>
       <w:r>
-        <w:t>, ~4.4 million parameters) — was pre-trained, without labels, to reconstruct partially-hidden movement. Having learned what healthy human motion looks like, it can redraw a person's movement from a partial view.</w:t>
+        <w:t>, ~4.4 million parameters)</w:t>
+      </w:r>
+      <w:r>
+        <w:t xml:space="preserve">, </w:t>
+      </w:r>
+      <w:r>
+        <w:t>was pre-trained, without labels, to reconstruct partially-hidden movement. Having learned what healthy human motion looks like, it can redraw a person's movement from a partial view.</w:t>
       </w:r>
     </w:p>
     <w:p>
@@ -988,7 +978,6 @@
         <w:pStyle w:val="Heading1"/>
         <w:spacing w:before="280" w:after="120"/>
       </w:pPr>
-      <w:proofErr w:type="gramStart"/>
       <w:r>
         <w:rPr>
           <w:rFonts w:ascii="Cambria" w:eastAsia="Cambria" w:hAnsi="Cambria" w:cs="Cambria"/>
@@ -998,9 +987,229 @@
           <w:sz w:val="30"/>
           <w:szCs w:val="30"/>
         </w:rPr>
-        <w:t>3  Migration</w:t>
-      </w:r>
-      <w:proofErr w:type="gramEnd"/>
+        <w:t>3  Migration &amp; deployment (integration notes)</w:t>
+      </w:r>
+    </w:p>
+    <w:p>
+      <w:pPr>
+        <w:pStyle w:val="Heading2"/>
+        <w:spacing w:before="180" w:after="80"/>
+      </w:pPr>
+      <w:r>
+        <w:rPr>
+          <w:rFonts w:ascii="Cambria" w:eastAsia="Cambria" w:hAnsi="Cambria" w:cs="Cambria"/>
+          <w:b/>
+          <w:bCs/>
+          <w:color w:val="1C7293"/>
+          <w:sz w:val="24"/>
+          <w:szCs w:val="24"/>
+        </w:rPr>
+        <w:t>Environment</w:t>
+      </w:r>
+    </w:p>
+    <w:p>
+      <w:pPr>
+        <w:pStyle w:val="ListParagraph"/>
+        <w:numPr>
+          <w:ilvl w:val="0"/>
+          <w:numId w:val="2"/>
+        </w:numPr>
+        <w:spacing w:after="90" w:line="276" w:lineRule="auto"/>
+      </w:pPr>
+      <w:r>
+        <w:t xml:space="preserve">Native Apple-Silicon (arm64) Python 3.10 virtual environment via </w:t>
+      </w:r>
+      <w:r>
+        <w:rPr>
+          <w:b/>
+          <w:bCs/>
+        </w:rPr>
+        <w:t>virtual environment</w:t>
+      </w:r>
+      <w:r>
+        <w:t xml:space="preserve">; </w:t>
+      </w:r>
+      <w:proofErr w:type="spellStart"/>
+      <w:r>
+        <w:t>PyTorch</w:t>
+      </w:r>
+      <w:proofErr w:type="spellEnd"/>
+      <w:r>
+        <w:t xml:space="preserve"> with MPS (Metal) GPU acceleration. This replaced a prior x86_64/arm64 mismatch that had blocked package installation entirely.</w:t>
+      </w:r>
+    </w:p>
+    <w:p>
+      <w:pPr>
+        <w:pStyle w:val="ListParagraph"/>
+        <w:numPr>
+          <w:ilvl w:val="0"/>
+          <w:numId w:val="2"/>
+        </w:numPr>
+        <w:spacing w:after="90" w:line="276" w:lineRule="auto"/>
+      </w:pPr>
+      <w:r>
+        <w:t>A Linux/CUDA (EC2) path is documented for larger runs (model/training/README.md); the code auto-detects CUDA → MPS → CPU.</w:t>
+      </w:r>
+    </w:p>
+    <w:p>
+      <w:pPr>
+        <w:pStyle w:val="Heading2"/>
+        <w:spacing w:before="180" w:after="80"/>
+      </w:pPr>
+      <w:r>
+        <w:rPr>
+          <w:rFonts w:ascii="Cambria" w:eastAsia="Cambria" w:hAnsi="Cambria" w:cs="Cambria"/>
+          <w:b/>
+          <w:bCs/>
+          <w:color w:val="1C7293"/>
+          <w:sz w:val="24"/>
+          <w:szCs w:val="24"/>
+        </w:rPr>
+        <w:lastRenderedPageBreak/>
+        <w:t>Model loading</w:t>
+      </w:r>
+    </w:p>
+    <w:p>
+      <w:pPr>
+        <w:pStyle w:val="ListParagraph"/>
+        <w:numPr>
+          <w:ilvl w:val="0"/>
+          <w:numId w:val="2"/>
+        </w:numPr>
+        <w:spacing w:after="90" w:line="276" w:lineRule="auto"/>
+      </w:pPr>
+      <w:r>
+        <w:t>The architecture (depth, feature dimension, rotary embeddings, sink tokens, auxiliary heads) is auto-detected from the checkpoint's weight shapes</w:t>
+      </w:r>
+      <w:r>
+        <w:t>,</w:t>
+      </w:r>
+      <w:r>
+        <w:t xml:space="preserve"> no manual configuration, and robust to checkpoint variants.</w:t>
+      </w:r>
+    </w:p>
+    <w:p>
+      <w:pPr>
+        <w:pStyle w:val="ListParagraph"/>
+        <w:numPr>
+          <w:ilvl w:val="0"/>
+          <w:numId w:val="2"/>
+        </w:numPr>
+        <w:spacing w:after="90" w:line="276" w:lineRule="auto"/>
+      </w:pPr>
+      <w:r>
+        <w:t xml:space="preserve">Verified end-to-end: a forward pass reconstructs held-out movement at a mean per-joint error of </w:t>
+      </w:r>
+      <w:r>
+        <w:rPr>
+          <w:b/>
+          <w:bCs/>
+        </w:rPr>
+        <w:t>~0.008 (≈8 mm)</w:t>
+      </w:r>
+      <w:r>
+        <w:t>, matching the published figure.</w:t>
+      </w:r>
+    </w:p>
+    <w:p>
+      <w:pPr>
+        <w:pStyle w:val="Heading2"/>
+        <w:spacing w:before="180" w:after="80"/>
+      </w:pPr>
+      <w:r>
+        <w:rPr>
+          <w:rFonts w:ascii="Cambria" w:eastAsia="Cambria" w:hAnsi="Cambria" w:cs="Cambria"/>
+          <w:b/>
+          <w:bCs/>
+          <w:color w:val="1C7293"/>
+          <w:sz w:val="24"/>
+          <w:szCs w:val="24"/>
+        </w:rPr>
+        <w:t>Data pipeline</w:t>
+      </w:r>
+    </w:p>
+    <w:p>
+      <w:pPr>
+        <w:pStyle w:val="ListParagraph"/>
+        <w:numPr>
+          <w:ilvl w:val="0"/>
+          <w:numId w:val="2"/>
+        </w:numPr>
+        <w:spacing w:after="90" w:line="276" w:lineRule="auto"/>
+      </w:pPr>
+      <w:r>
+        <w:t>Newton's recordings live in cloud (S3) storage, catalogued by a manifest (participant, activity, camera, demographics, file location).</w:t>
+      </w:r>
+    </w:p>
+    <w:p>
+      <w:pPr>
+        <w:pStyle w:val="ListParagraph"/>
+        <w:numPr>
+          <w:ilvl w:val="0"/>
+          <w:numId w:val="2"/>
+        </w:numPr>
+        <w:spacing w:after="90" w:line="276" w:lineRule="auto"/>
+      </w:pPr>
+      <w:r>
+        <w:t xml:space="preserve">Our extractor </w:t>
+      </w:r>
+      <w:r>
+        <w:rPr>
+          <w:b/>
+          <w:bCs/>
+        </w:rPr>
+        <w:t>streams each clip from S3 to a temporary file, computes its embedding, and deletes the file</w:t>
+      </w:r>
+      <w:r>
+        <w:t>. N</w:t>
+      </w:r>
+      <w:r>
+        <w:t>o recordings are retained on the machine. Downloads are prefetched concurrently and hide behind GPU compute (~0.55 s per clip).</w:t>
+      </w:r>
+    </w:p>
+    <w:p>
+      <w:pPr>
+        <w:pStyle w:val="ListParagraph"/>
+        <w:numPr>
+          <w:ilvl w:val="0"/>
+          <w:numId w:val="2"/>
+        </w:numPr>
+        <w:spacing w:after="90" w:line="276" w:lineRule="auto"/>
+      </w:pPr>
+      <w:r>
+        <w:t>Pre-processing matches the paper exactly: a short median filter to remove sensor noise, pelvis-centering, and per-frame scaling</w:t>
+      </w:r>
+      <w:r>
+        <w:t xml:space="preserve">, </w:t>
+      </w:r>
+      <w:r>
+        <w:t>so the model sees inputs in the form it was trained on.</w:t>
+      </w:r>
+    </w:p>
+    <w:p>
+      <w:pPr>
+        <w:pStyle w:val="ListParagraph"/>
+        <w:numPr>
+          <w:ilvl w:val="0"/>
+          <w:numId w:val="2"/>
+        </w:numPr>
+        <w:spacing w:after="90" w:line="276" w:lineRule="auto"/>
+      </w:pPr>
+      <w:r>
+        <w:t>Each session records two cameras; we use the front-facing camera view</w:t>
+      </w:r>
+      <w:r>
+        <w:t xml:space="preserve">, </w:t>
+      </w:r>
+      <w:r>
+        <w:t>the one the model was trained on.</w:t>
+      </w:r>
+    </w:p>
+    <w:p>
+      <w:pPr>
+        <w:pStyle w:val="Heading1"/>
+        <w:spacing w:before="280" w:after="120"/>
+      </w:pPr>
       <w:r>
         <w:rPr>
           <w:rFonts w:ascii="Cambria" w:eastAsia="Cambria" w:hAnsi="Cambria" w:cs="Cambria"/>
@@ -1010,247 +1219,8 @@
           <w:sz w:val="30"/>
           <w:szCs w:val="30"/>
         </w:rPr>
-        <w:t xml:space="preserve"> &amp; deployment (integration notes)</w:t>
-      </w:r>
-    </w:p>
-    <w:p>
-      <w:pPr>
-        <w:pStyle w:val="Heading2"/>
-        <w:spacing w:before="180" w:after="80"/>
-      </w:pPr>
-      <w:r>
-        <w:rPr>
-          <w:rFonts w:ascii="Cambria" w:eastAsia="Cambria" w:hAnsi="Cambria" w:cs="Cambria"/>
-          <w:b/>
-          <w:bCs/>
-          <w:color w:val="1C7293"/>
-          <w:sz w:val="24"/>
-          <w:szCs w:val="24"/>
-        </w:rPr>
-        <w:t>Environment</w:t>
-      </w:r>
-    </w:p>
-    <w:p>
-      <w:pPr>
-        <w:pStyle w:val="ListParagraph"/>
-        <w:numPr>
-          <w:ilvl w:val="0"/>
-          <w:numId w:val="2"/>
-        </w:numPr>
-        <w:spacing w:after="90" w:line="276" w:lineRule="auto"/>
-      </w:pPr>
-      <w:r>
-        <w:t xml:space="preserve">Native Apple-Silicon (arm64) Python 3.10 virtual environment via </w:t>
-      </w:r>
-      <w:proofErr w:type="spellStart"/>
-      <w:r>
-        <w:rPr>
-          <w:b/>
-          <w:bCs/>
-        </w:rPr>
-        <w:t>uv</w:t>
-      </w:r>
-      <w:proofErr w:type="spellEnd"/>
-      <w:r>
-        <w:t xml:space="preserve">; </w:t>
-      </w:r>
-      <w:proofErr w:type="spellStart"/>
-      <w:r>
-        <w:t>PyTorch</w:t>
-      </w:r>
-      <w:proofErr w:type="spellEnd"/>
-      <w:r>
-        <w:t xml:space="preserve"> with MPS (Metal) GPU acceleration. This replaced a prior x86_64/arm64 mismatch that had blocked package installation entirely.</w:t>
-      </w:r>
-    </w:p>
-    <w:p>
-      <w:pPr>
-        <w:pStyle w:val="ListParagraph"/>
-        <w:numPr>
-          <w:ilvl w:val="0"/>
-          <w:numId w:val="2"/>
-        </w:numPr>
-        <w:spacing w:after="90" w:line="276" w:lineRule="auto"/>
-      </w:pPr>
-      <w:r>
-        <w:lastRenderedPageBreak/>
-        <w:t>A Linux/CUDA (EC2) path is documented for larger runs (model/training/README.md); the code auto-detects CUDA → MPS → CPU.</w:t>
-      </w:r>
-    </w:p>
-    <w:p>
-      <w:pPr>
-        <w:pStyle w:val="Heading2"/>
-        <w:spacing w:before="180" w:after="80"/>
-      </w:pPr>
-      <w:r>
-        <w:rPr>
-          <w:rFonts w:ascii="Cambria" w:eastAsia="Cambria" w:hAnsi="Cambria" w:cs="Cambria"/>
-          <w:b/>
-          <w:bCs/>
-          <w:color w:val="1C7293"/>
-          <w:sz w:val="24"/>
-          <w:szCs w:val="24"/>
-        </w:rPr>
-        <w:t>Model loading</w:t>
-      </w:r>
-    </w:p>
-    <w:p>
-      <w:pPr>
-        <w:pStyle w:val="ListParagraph"/>
-        <w:numPr>
-          <w:ilvl w:val="0"/>
-          <w:numId w:val="2"/>
-        </w:numPr>
-        <w:spacing w:after="90" w:line="276" w:lineRule="auto"/>
-      </w:pPr>
-      <w:r>
-        <w:t>The architecture (depth, feature dimension, rotary embeddings, sink tokens, auxiliary heads) is auto-detected from the checkpoint's weight shapes — no manual configuration, and robust to checkpoint variants.</w:t>
-      </w:r>
-    </w:p>
-    <w:p>
-      <w:pPr>
-        <w:pStyle w:val="ListParagraph"/>
-        <w:numPr>
-          <w:ilvl w:val="0"/>
-          <w:numId w:val="2"/>
-        </w:numPr>
-        <w:spacing w:after="90" w:line="276" w:lineRule="auto"/>
-      </w:pPr>
-      <w:r>
-        <w:t xml:space="preserve">Verified end-to-end: a forward pass reconstructs held-out movement at a mean per-joint error of </w:t>
-      </w:r>
-      <w:r>
-        <w:rPr>
-          <w:b/>
-          <w:bCs/>
-        </w:rPr>
-        <w:t>~0.008 (≈8 mm)</w:t>
-      </w:r>
-      <w:r>
-        <w:t>, matching the published figure.</w:t>
-      </w:r>
-    </w:p>
-    <w:p>
-      <w:pPr>
-        <w:pStyle w:val="Heading2"/>
-        <w:spacing w:before="180" w:after="80"/>
-      </w:pPr>
-      <w:r>
-        <w:rPr>
-          <w:rFonts w:ascii="Cambria" w:eastAsia="Cambria" w:hAnsi="Cambria" w:cs="Cambria"/>
-          <w:b/>
-          <w:bCs/>
-          <w:color w:val="1C7293"/>
-          <w:sz w:val="24"/>
-          <w:szCs w:val="24"/>
-        </w:rPr>
-        <w:t>Data pipeline</w:t>
-      </w:r>
-    </w:p>
-    <w:p>
-      <w:pPr>
-        <w:pStyle w:val="ListParagraph"/>
-        <w:numPr>
-          <w:ilvl w:val="0"/>
-          <w:numId w:val="2"/>
-        </w:numPr>
-        <w:spacing w:after="90" w:line="276" w:lineRule="auto"/>
-      </w:pPr>
-      <w:r>
-        <w:t>Newton's recordings live in cloud (S3) storage, catalogued by a manifest (participant, activity, camera, demographics, file location).</w:t>
-      </w:r>
-    </w:p>
-    <w:p>
-      <w:pPr>
-        <w:pStyle w:val="ListParagraph"/>
-        <w:numPr>
-          <w:ilvl w:val="0"/>
-          <w:numId w:val="2"/>
-        </w:numPr>
-        <w:spacing w:after="90" w:line="276" w:lineRule="auto"/>
-      </w:pPr>
-      <w:r>
-        <w:t xml:space="preserve">Our extractor </w:t>
-      </w:r>
-      <w:r>
-        <w:rPr>
-          <w:b/>
-          <w:bCs/>
-        </w:rPr>
-        <w:t>streams each clip from S3 to a temporary file, computes its embedding, and deletes the file</w:t>
-      </w:r>
-      <w:r>
-        <w:t xml:space="preserve"> — no recordings are retained on the machine. Downloads are prefetched concurrently and hide behind GPU compute (~0.55 s per clip).</w:t>
-      </w:r>
-    </w:p>
-    <w:p>
-      <w:pPr>
-        <w:pStyle w:val="ListParagraph"/>
-        <w:numPr>
-          <w:ilvl w:val="0"/>
-          <w:numId w:val="2"/>
-        </w:numPr>
-        <w:spacing w:after="90" w:line="276" w:lineRule="auto"/>
-      </w:pPr>
-      <w:r>
-        <w:t>Pre-processing matches the paper exactly: a short median filter to remove sensor noise, pelvis-centering, and per-frame scaling — so the model sees inputs in the form it was trained on.</w:t>
-      </w:r>
-    </w:p>
-    <w:p>
-      <w:pPr>
-        <w:pStyle w:val="ListParagraph"/>
-        <w:numPr>
-          <w:ilvl w:val="0"/>
-          <w:numId w:val="2"/>
-        </w:numPr>
-        <w:spacing w:after="90" w:line="276" w:lineRule="auto"/>
-      </w:pPr>
-      <w:r>
-        <w:t>Each session records two cameras; we use the front-facing camera view — the one the model was trained on.</w:t>
-      </w:r>
-    </w:p>
-    <w:p>
-      <w:pPr>
-        <w:pStyle w:val="Heading1"/>
-        <w:spacing w:before="280" w:after="120"/>
-      </w:pPr>
-      <w:proofErr w:type="gramStart"/>
-      <w:r>
-        <w:rPr>
-          <w:rFonts w:ascii="Cambria" w:eastAsia="Cambria" w:hAnsi="Cambria" w:cs="Cambria"/>
-          <w:b/>
-          <w:bCs/>
-          <w:color w:val="10243A"/>
-          <w:sz w:val="30"/>
-          <w:szCs w:val="30"/>
-        </w:rPr>
-        <w:t>4  End</w:t>
-      </w:r>
-      <w:proofErr w:type="gramEnd"/>
-      <w:r>
-        <w:rPr>
-          <w:rFonts w:ascii="Cambria" w:eastAsia="Cambria" w:hAnsi="Cambria" w:cs="Cambria"/>
-          <w:b/>
-          <w:bCs/>
-          <w:color w:val="10243A"/>
-          <w:sz w:val="30"/>
-          <w:szCs w:val="30"/>
-        </w:rPr>
-        <w:t xml:space="preserve">-to-end </w:t>
-      </w:r>
-      <w:proofErr w:type="gramStart"/>
-      <w:r>
-        <w:rPr>
-          <w:rFonts w:ascii="Cambria" w:eastAsia="Cambria" w:hAnsi="Cambria" w:cs="Cambria"/>
-          <w:b/>
-          <w:bCs/>
-          <w:color w:val="10243A"/>
-          <w:sz w:val="30"/>
-          <w:szCs w:val="30"/>
-        </w:rPr>
-        <w:t>verification</w:t>
-      </w:r>
-      <w:proofErr w:type="gramEnd"/>
+        <w:t>4  End-to-end verification</w:t>
+      </w:r>
     </w:p>
     <w:p>
       <w:pPr>
@@ -1270,7 +1240,23 @@
           <w:sz w:val="18"/>
           <w:szCs w:val="18"/>
         </w:rPr>
-        <w:t>Table 1 — In-house reproduction vs. the published paper (correlation r, or AUC for sex; higher is better).</w:t>
+        <w:t>Table 1</w:t>
+      </w:r>
+      <w:r>
+        <w:rPr>
+          <w:color w:val="5B6B78"/>
+          <w:sz w:val="18"/>
+          <w:szCs w:val="18"/>
+        </w:rPr>
+        <w:t xml:space="preserve">: </w:t>
+      </w:r>
+      <w:r>
+        <w:rPr>
+          <w:color w:val="5B6B78"/>
+          <w:sz w:val="18"/>
+          <w:szCs w:val="18"/>
+        </w:rPr>
+        <w:t>In-house reproduction vs. the published paper (correlation r, or AUC for sex; higher is better).</w:t>
       </w:r>
     </w:p>
     <w:tbl>
@@ -1296,12 +1282,6 @@
         <w:gridCol w:w="3120"/>
       </w:tblGrid>
       <w:tr>
-        <w:tblPrEx>
-          <w:tblCellMar>
-            <w:top w:w="0" w:type="dxa"/>
-            <w:bottom w:w="0" w:type="dxa"/>
-          </w:tblCellMar>
-        </w:tblPrEx>
         <w:tc>
           <w:tcPr>
             <w:tcW w:w="3120" w:type="dxa"/>
@@ -1385,12 +1365,6 @@
         </w:tc>
       </w:tr>
       <w:tr>
-        <w:tblPrEx>
-          <w:tblCellMar>
-            <w:top w:w="0" w:type="dxa"/>
-            <w:bottom w:w="0" w:type="dxa"/>
-          </w:tblCellMar>
-        </w:tblPrEx>
         <w:tc>
           <w:tcPr>
             <w:tcW w:w="3120" w:type="dxa"/>
@@ -1407,7 +1381,21 @@
                 <w:sz w:val="20"/>
                 <w:szCs w:val="20"/>
               </w:rPr>
-              <w:t>Sex — accuracy (AUC)</w:t>
+              <w:t>Sex</w:t>
+            </w:r>
+            <w:r>
+              <w:rPr>
+                <w:sz w:val="20"/>
+                <w:szCs w:val="20"/>
+              </w:rPr>
+              <w:t xml:space="preserve"> - </w:t>
+            </w:r>
+            <w:r>
+              <w:rPr>
+                <w:sz w:val="20"/>
+                <w:szCs w:val="20"/>
+              </w:rPr>
+              <w:t>accuracy (AUC)</w:t>
             </w:r>
           </w:p>
         </w:tc>
@@ -1462,12 +1450,6 @@
         </w:tc>
       </w:tr>
       <w:tr>
-        <w:tblPrEx>
-          <w:tblCellMar>
-            <w:top w:w="0" w:type="dxa"/>
-            <w:bottom w:w="0" w:type="dxa"/>
-          </w:tblCellMar>
-        </w:tblPrEx>
         <w:tc>
           <w:tcPr>
             <w:tcW w:w="3120" w:type="dxa"/>
@@ -1484,7 +1466,21 @@
                 <w:sz w:val="20"/>
                 <w:szCs w:val="20"/>
               </w:rPr>
-              <w:t>BMI — men (r)</w:t>
+              <w:t>BMI</w:t>
+            </w:r>
+            <w:r>
+              <w:rPr>
+                <w:sz w:val="20"/>
+                <w:szCs w:val="20"/>
+              </w:rPr>
+              <w:t xml:space="preserve"> - </w:t>
+            </w:r>
+            <w:r>
+              <w:rPr>
+                <w:sz w:val="20"/>
+                <w:szCs w:val="20"/>
+              </w:rPr>
+              <w:t>men (r)</w:t>
             </w:r>
           </w:p>
         </w:tc>
@@ -1539,12 +1535,6 @@
         </w:tc>
       </w:tr>
       <w:tr>
-        <w:tblPrEx>
-          <w:tblCellMar>
-            <w:top w:w="0" w:type="dxa"/>
-            <w:bottom w:w="0" w:type="dxa"/>
-          </w:tblCellMar>
-        </w:tblPrEx>
         <w:tc>
           <w:tcPr>
             <w:tcW w:w="3120" w:type="dxa"/>
@@ -1561,7 +1551,21 @@
                 <w:sz w:val="20"/>
                 <w:szCs w:val="20"/>
               </w:rPr>
-              <w:t>BMI — women (r)</w:t>
+              <w:t>BMI</w:t>
+            </w:r>
+            <w:r>
+              <w:rPr>
+                <w:sz w:val="20"/>
+                <w:szCs w:val="20"/>
+              </w:rPr>
+              <w:t xml:space="preserve"> - </w:t>
+            </w:r>
+            <w:r>
+              <w:rPr>
+                <w:sz w:val="20"/>
+                <w:szCs w:val="20"/>
+              </w:rPr>
+              <w:t>women (r)</w:t>
             </w:r>
           </w:p>
         </w:tc>
@@ -1616,12 +1620,6 @@
         </w:tc>
       </w:tr>
       <w:tr>
-        <w:tblPrEx>
-          <w:tblCellMar>
-            <w:top w:w="0" w:type="dxa"/>
-            <w:bottom w:w="0" w:type="dxa"/>
-          </w:tblCellMar>
-        </w:tblPrEx>
         <w:tc>
           <w:tcPr>
             <w:tcW w:w="3120" w:type="dxa"/>
@@ -1638,7 +1636,21 @@
                 <w:sz w:val="20"/>
                 <w:szCs w:val="20"/>
               </w:rPr>
-              <w:t>Age — men (r)</w:t>
+              <w:t>Age</w:t>
+            </w:r>
+            <w:r>
+              <w:rPr>
+                <w:sz w:val="20"/>
+                <w:szCs w:val="20"/>
+              </w:rPr>
+              <w:t xml:space="preserve"> - </w:t>
+            </w:r>
+            <w:r>
+              <w:rPr>
+                <w:sz w:val="20"/>
+                <w:szCs w:val="20"/>
+              </w:rPr>
+              <w:t>men (r)</w:t>
             </w:r>
           </w:p>
         </w:tc>
@@ -1693,12 +1705,6 @@
         </w:tc>
       </w:tr>
       <w:tr>
-        <w:tblPrEx>
-          <w:tblCellMar>
-            <w:top w:w="0" w:type="dxa"/>
-            <w:bottom w:w="0" w:type="dxa"/>
-          </w:tblCellMar>
-        </w:tblPrEx>
         <w:tc>
           <w:tcPr>
             <w:tcW w:w="3120" w:type="dxa"/>
@@ -1715,7 +1721,21 @@
                 <w:sz w:val="20"/>
                 <w:szCs w:val="20"/>
               </w:rPr>
-              <w:t>Age — women (r)</w:t>
+              <w:t>Age</w:t>
+            </w:r>
+            <w:r>
+              <w:rPr>
+                <w:sz w:val="20"/>
+                <w:szCs w:val="20"/>
+              </w:rPr>
+              <w:t xml:space="preserve"> - </w:t>
+            </w:r>
+            <w:r>
+              <w:rPr>
+                <w:sz w:val="20"/>
+                <w:szCs w:val="20"/>
+              </w:rPr>
+              <w:t>women (r)</w:t>
             </w:r>
           </w:p>
         </w:tc>
@@ -1780,18 +1800,38 @@
           <w:bCs/>
           <w:color w:val="1A7A2E"/>
         </w:rPr>
-        <w:t xml:space="preserve">Verification result — PASS.  </w:t>
+        <w:t>Verification result</w:t>
+      </w:r>
+      <w:r>
+        <w:rPr>
+          <w:b/>
+          <w:bCs/>
+          <w:color w:val="1A7A2E"/>
+        </w:rPr>
+        <w:t xml:space="preserve"> - </w:t>
+      </w:r>
+      <w:r>
+        <w:rPr>
+          <w:b/>
+          <w:bCs/>
+          <w:color w:val="1A7A2E"/>
+        </w:rPr>
+        <w:t xml:space="preserve">PASS.  </w:t>
       </w:r>
       <w:r>
         <w:t xml:space="preserve">Every trait </w:t>
       </w:r>
-      <w:proofErr w:type="gramStart"/>
-      <w:r>
-        <w:t>lands</w:t>
-      </w:r>
-      <w:proofErr w:type="gramEnd"/>
-      <w:r>
-        <w:t xml:space="preserve"> within a few hundredths of the published value, and sex prediction slightly exceeds it — a faithful reproduction of the paper's Figure 2.</w:t>
+      <w:r>
+        <w:t>land</w:t>
+      </w:r>
+      <w:r>
+        <w:t xml:space="preserve"> within a few hundredths of the published value, and sex prediction slightly exceeds it</w:t>
+      </w:r>
+      <w:r>
+        <w:t xml:space="preserve">, </w:t>
+      </w:r>
+      <w:r>
+        <w:t>a faithful reproduction of the paper's Figure 2.</w:t>
       </w:r>
     </w:p>
     <w:p>
@@ -1863,7 +1903,6 @@
         <w:pStyle w:val="Heading1"/>
         <w:spacing w:before="280" w:after="120"/>
       </w:pPr>
-      <w:proofErr w:type="gramStart"/>
       <w:r>
         <w:rPr>
           <w:rFonts w:ascii="Cambria" w:eastAsia="Cambria" w:hAnsi="Cambria" w:cs="Cambria"/>
@@ -1873,9 +1912,225 @@
           <w:sz w:val="30"/>
           <w:szCs w:val="30"/>
         </w:rPr>
-        <w:t>5  How</w:t>
-      </w:r>
-      <w:proofErr w:type="gramEnd"/>
+        <w:t>5  How to run it</w:t>
+      </w:r>
+    </w:p>
+    <w:p>
+      <w:pPr>
+        <w:pStyle w:val="ListParagraph"/>
+        <w:numPr>
+          <w:ilvl w:val="0"/>
+          <w:numId w:val="2"/>
+        </w:numPr>
+        <w:spacing w:after="90" w:line="276" w:lineRule="auto"/>
+      </w:pPr>
+      <w:r>
+        <w:t xml:space="preserve">Create a </w:t>
+      </w:r>
+      <w:r>
+        <w:rPr>
+          <w:rFonts w:ascii="Consolas" w:eastAsia="Consolas" w:hAnsi="Consolas" w:cs="Consolas"/>
+        </w:rPr>
+        <w:t>.env</w:t>
+      </w:r>
+      <w:r>
+        <w:t xml:space="preserve"> at the repo root with the AWS credentials and bucket (git-ignored).</w:t>
+      </w:r>
+    </w:p>
+    <w:p>
+      <w:pPr>
+        <w:pStyle w:val="ListParagraph"/>
+        <w:numPr>
+          <w:ilvl w:val="0"/>
+          <w:numId w:val="2"/>
+        </w:numPr>
+        <w:spacing w:after="90" w:line="276" w:lineRule="auto"/>
+      </w:pPr>
+      <w:r>
+        <w:t xml:space="preserve">Extract embeddings: </w:t>
+      </w:r>
+      <w:r>
+        <w:rPr>
+          <w:rFonts w:ascii="Consolas" w:eastAsia="Consolas" w:hAnsi="Consolas" w:cs="Consolas"/>
+          <w:sz w:val="18"/>
+          <w:szCs w:val="18"/>
+        </w:rPr>
+        <w:t xml:space="preserve">from </w:t>
+      </w:r>
+      <w:proofErr w:type="spellStart"/>
+      <w:r>
+        <w:rPr>
+          <w:rFonts w:ascii="Consolas" w:eastAsia="Consolas" w:hAnsi="Consolas" w:cs="Consolas"/>
+          <w:sz w:val="18"/>
+          <w:szCs w:val="18"/>
+        </w:rPr>
+        <w:t>model.inference.ntds_embeddings</w:t>
+      </w:r>
+      <w:proofErr w:type="spellEnd"/>
+      <w:r>
+        <w:rPr>
+          <w:rFonts w:ascii="Consolas" w:eastAsia="Consolas" w:hAnsi="Consolas" w:cs="Consolas"/>
+          <w:sz w:val="18"/>
+          <w:szCs w:val="18"/>
+        </w:rPr>
+        <w:t xml:space="preserve"> import </w:t>
+      </w:r>
+      <w:proofErr w:type="spellStart"/>
+      <w:r>
+        <w:rPr>
+          <w:rFonts w:ascii="Consolas" w:eastAsia="Consolas" w:hAnsi="Consolas" w:cs="Consolas"/>
+          <w:sz w:val="18"/>
+          <w:szCs w:val="18"/>
+        </w:rPr>
+        <w:t>load_config</w:t>
+      </w:r>
+      <w:proofErr w:type="spellEnd"/>
+      <w:r>
+        <w:rPr>
+          <w:rFonts w:ascii="Consolas" w:eastAsia="Consolas" w:hAnsi="Consolas" w:cs="Consolas"/>
+          <w:sz w:val="18"/>
+          <w:szCs w:val="18"/>
+        </w:rPr>
+        <w:t xml:space="preserve">, </w:t>
+      </w:r>
+      <w:proofErr w:type="spellStart"/>
+      <w:r>
+        <w:rPr>
+          <w:rFonts w:ascii="Consolas" w:eastAsia="Consolas" w:hAnsi="Consolas" w:cs="Consolas"/>
+          <w:sz w:val="18"/>
+          <w:szCs w:val="18"/>
+        </w:rPr>
+        <w:t>select_subset</w:t>
+      </w:r>
+      <w:proofErr w:type="spellEnd"/>
+      <w:r>
+        <w:rPr>
+          <w:rFonts w:ascii="Consolas" w:eastAsia="Consolas" w:hAnsi="Consolas" w:cs="Consolas"/>
+          <w:sz w:val="18"/>
+          <w:szCs w:val="18"/>
+        </w:rPr>
+        <w:t xml:space="preserve">, </w:t>
+      </w:r>
+      <w:proofErr w:type="spellStart"/>
+      <w:r>
+        <w:rPr>
+          <w:rFonts w:ascii="Consolas" w:eastAsia="Consolas" w:hAnsi="Consolas" w:cs="Consolas"/>
+          <w:sz w:val="18"/>
+          <w:szCs w:val="18"/>
+        </w:rPr>
+        <w:t>load_model</w:t>
+      </w:r>
+      <w:proofErr w:type="spellEnd"/>
+      <w:r>
+        <w:rPr>
+          <w:rFonts w:ascii="Consolas" w:eastAsia="Consolas" w:hAnsi="Consolas" w:cs="Consolas"/>
+          <w:sz w:val="18"/>
+          <w:szCs w:val="18"/>
+        </w:rPr>
+        <w:t xml:space="preserve">, </w:t>
+      </w:r>
+      <w:proofErr w:type="spellStart"/>
+      <w:r>
+        <w:rPr>
+          <w:rFonts w:ascii="Consolas" w:eastAsia="Consolas" w:hAnsi="Consolas" w:cs="Consolas"/>
+          <w:sz w:val="18"/>
+          <w:szCs w:val="18"/>
+        </w:rPr>
+        <w:t>stream_extract</w:t>
+      </w:r>
+      <w:proofErr w:type="spellEnd"/>
+    </w:p>
+    <w:p>
+      <w:pPr>
+        <w:pStyle w:val="ListParagraph"/>
+        <w:numPr>
+          <w:ilvl w:val="0"/>
+          <w:numId w:val="2"/>
+        </w:numPr>
+        <w:spacing w:after="90" w:line="276" w:lineRule="auto"/>
+      </w:pPr>
+      <w:r>
+        <w:t xml:space="preserve">Probe + plots: </w:t>
+      </w:r>
+      <w:r>
+        <w:rPr>
+          <w:rFonts w:ascii="Consolas" w:eastAsia="Consolas" w:hAnsi="Consolas" w:cs="Consolas"/>
+          <w:sz w:val="18"/>
+          <w:szCs w:val="18"/>
+        </w:rPr>
+        <w:t xml:space="preserve">from </w:t>
+      </w:r>
+      <w:proofErr w:type="spellStart"/>
+      <w:r>
+        <w:rPr>
+          <w:rFonts w:ascii="Consolas" w:eastAsia="Consolas" w:hAnsi="Consolas" w:cs="Consolas"/>
+          <w:sz w:val="18"/>
+          <w:szCs w:val="18"/>
+        </w:rPr>
+        <w:t>model.inference.ntds_probe</w:t>
+      </w:r>
+      <w:proofErr w:type="spellEnd"/>
+      <w:r>
+        <w:rPr>
+          <w:rFonts w:ascii="Consolas" w:eastAsia="Consolas" w:hAnsi="Consolas" w:cs="Consolas"/>
+          <w:sz w:val="18"/>
+          <w:szCs w:val="18"/>
+        </w:rPr>
+        <w:t xml:space="preserve"> import </w:t>
+      </w:r>
+      <w:proofErr w:type="spellStart"/>
+      <w:r>
+        <w:rPr>
+          <w:rFonts w:ascii="Consolas" w:eastAsia="Consolas" w:hAnsi="Consolas" w:cs="Consolas"/>
+          <w:sz w:val="18"/>
+          <w:szCs w:val="18"/>
+        </w:rPr>
+        <w:t>nested_report</w:t>
+      </w:r>
+      <w:proofErr w:type="spellEnd"/>
+      <w:r>
+        <w:t xml:space="preserve">  returns the metrics table and writes the figures.</w:t>
+      </w:r>
+    </w:p>
+    <w:p>
+      <w:pPr>
+        <w:pStyle w:val="ListParagraph"/>
+        <w:numPr>
+          <w:ilvl w:val="0"/>
+          <w:numId w:val="2"/>
+        </w:numPr>
+        <w:spacing w:after="90" w:line="276" w:lineRule="auto"/>
+      </w:pPr>
+      <w:r>
+        <w:t xml:space="preserve">Or open </w:t>
+      </w:r>
+      <w:r>
+        <w:rPr>
+          <w:rFonts w:ascii="Consolas" w:eastAsia="Consolas" w:hAnsi="Consolas" w:cs="Consolas"/>
+          <w:sz w:val="18"/>
+          <w:szCs w:val="18"/>
+        </w:rPr>
+        <w:t>Notebooks/</w:t>
+      </w:r>
+      <w:proofErr w:type="spellStart"/>
+      <w:r>
+        <w:rPr>
+          <w:rFonts w:ascii="Consolas" w:eastAsia="Consolas" w:hAnsi="Consolas" w:cs="Consolas"/>
+          <w:sz w:val="18"/>
+          <w:szCs w:val="18"/>
+        </w:rPr>
+        <w:t>ntds_metadata_probe.ipynb</w:t>
+      </w:r>
+      <w:proofErr w:type="spellEnd"/>
+      <w:r>
+        <w:t>; its Analysis section loads the saved embeddings and reproduces the table and plots without re-extraction.</w:t>
+      </w:r>
+    </w:p>
+    <w:p>
+      <w:pPr>
+        <w:pStyle w:val="Heading1"/>
+        <w:spacing w:before="280" w:after="120"/>
+      </w:pPr>
       <w:r>
         <w:rPr>
           <w:rFonts w:ascii="Cambria" w:eastAsia="Cambria" w:hAnsi="Cambria" w:cs="Cambria"/>
@@ -1885,7 +2140,7 @@
           <w:sz w:val="30"/>
           <w:szCs w:val="30"/>
         </w:rPr>
-        <w:t xml:space="preserve"> to run it</w:t>
+        <w:t>6  Deliverables</w:t>
       </w:r>
     </w:p>
     <w:p>
@@ -1898,21 +2153,17 @@
         <w:spacing w:after="90" w:line="276" w:lineRule="auto"/>
       </w:pPr>
       <w:r>
-        <w:t xml:space="preserve">Create </w:t>
-      </w:r>
-      <w:proofErr w:type="gramStart"/>
-      <w:r>
-        <w:t xml:space="preserve">a </w:t>
-      </w:r>
-      <w:r>
-        <w:rPr>
-          <w:rFonts w:ascii="Consolas" w:eastAsia="Consolas" w:hAnsi="Consolas" w:cs="Consolas"/>
-        </w:rPr>
-        <w:t>.env</w:t>
-      </w:r>
-      <w:proofErr w:type="gramEnd"/>
-      <w:r>
-        <w:t xml:space="preserve"> at the repo root with the AWS credentials and bucket (git-ignored).</w:t>
+        <w:rPr>
+          <w:b/>
+          <w:bCs/>
+        </w:rPr>
+        <w:t>Working in-house model</w:t>
+      </w:r>
+      <w:r>
+        <w:t xml:space="preserve">: </w:t>
+      </w:r>
+      <w:r>
+        <w:t>the co-authored model runs on Newton's hardware, loads the checkpoint, and produces embeddings.</w:t>
       </w:r>
     </w:p>
     <w:p>
@@ -1925,108 +2176,18 @@
         <w:spacing w:after="90" w:line="276" w:lineRule="auto"/>
       </w:pPr>
       <w:r>
-        <w:t xml:space="preserve">Extract embeddings: </w:t>
-      </w:r>
-      <w:r>
-        <w:rPr>
-          <w:rFonts w:ascii="Consolas" w:eastAsia="Consolas" w:hAnsi="Consolas" w:cs="Consolas"/>
-          <w:sz w:val="18"/>
-          <w:szCs w:val="18"/>
-        </w:rPr>
-        <w:t xml:space="preserve">from </w:t>
-      </w:r>
-      <w:proofErr w:type="spellStart"/>
-      <w:proofErr w:type="gramStart"/>
-      <w:r>
-        <w:rPr>
-          <w:rFonts w:ascii="Consolas" w:eastAsia="Consolas" w:hAnsi="Consolas" w:cs="Consolas"/>
-          <w:sz w:val="18"/>
-          <w:szCs w:val="18"/>
-        </w:rPr>
-        <w:t>model.inference</w:t>
-      </w:r>
-      <w:proofErr w:type="gramEnd"/>
-      <w:r>
-        <w:rPr>
-          <w:rFonts w:ascii="Consolas" w:eastAsia="Consolas" w:hAnsi="Consolas" w:cs="Consolas"/>
-          <w:sz w:val="18"/>
-          <w:szCs w:val="18"/>
-        </w:rPr>
-        <w:t>.ntds_embeddings</w:t>
-      </w:r>
-      <w:proofErr w:type="spellEnd"/>
-      <w:r>
-        <w:rPr>
-          <w:rFonts w:ascii="Consolas" w:eastAsia="Consolas" w:hAnsi="Consolas" w:cs="Consolas"/>
-          <w:sz w:val="18"/>
-          <w:szCs w:val="18"/>
-        </w:rPr>
-        <w:t xml:space="preserve"> import </w:t>
-      </w:r>
-      <w:proofErr w:type="spellStart"/>
-      <w:r>
-        <w:rPr>
-          <w:rFonts w:ascii="Consolas" w:eastAsia="Consolas" w:hAnsi="Consolas" w:cs="Consolas"/>
-          <w:sz w:val="18"/>
-          <w:szCs w:val="18"/>
-        </w:rPr>
-        <w:t>load_config</w:t>
-      </w:r>
-      <w:proofErr w:type="spellEnd"/>
-      <w:r>
-        <w:rPr>
-          <w:rFonts w:ascii="Consolas" w:eastAsia="Consolas" w:hAnsi="Consolas" w:cs="Consolas"/>
-          <w:sz w:val="18"/>
-          <w:szCs w:val="18"/>
-        </w:rPr>
-        <w:t xml:space="preserve">, </w:t>
-      </w:r>
-      <w:proofErr w:type="spellStart"/>
-      <w:r>
-        <w:rPr>
-          <w:rFonts w:ascii="Consolas" w:eastAsia="Consolas" w:hAnsi="Consolas" w:cs="Consolas"/>
-          <w:sz w:val="18"/>
-          <w:szCs w:val="18"/>
-        </w:rPr>
-        <w:t>select_subset</w:t>
-      </w:r>
-      <w:proofErr w:type="spellEnd"/>
-      <w:r>
-        <w:rPr>
-          <w:rFonts w:ascii="Consolas" w:eastAsia="Consolas" w:hAnsi="Consolas" w:cs="Consolas"/>
-          <w:sz w:val="18"/>
-          <w:szCs w:val="18"/>
-        </w:rPr>
-        <w:t xml:space="preserve">, </w:t>
-      </w:r>
-      <w:proofErr w:type="spellStart"/>
-      <w:r>
-        <w:rPr>
-          <w:rFonts w:ascii="Consolas" w:eastAsia="Consolas" w:hAnsi="Consolas" w:cs="Consolas"/>
-          <w:sz w:val="18"/>
-          <w:szCs w:val="18"/>
-        </w:rPr>
-        <w:t>load_model</w:t>
-      </w:r>
-      <w:proofErr w:type="spellEnd"/>
-      <w:r>
-        <w:rPr>
-          <w:rFonts w:ascii="Consolas" w:eastAsia="Consolas" w:hAnsi="Consolas" w:cs="Consolas"/>
-          <w:sz w:val="18"/>
-          <w:szCs w:val="18"/>
-        </w:rPr>
-        <w:t xml:space="preserve">, </w:t>
-      </w:r>
-      <w:proofErr w:type="spellStart"/>
-      <w:r>
-        <w:rPr>
-          <w:rFonts w:ascii="Consolas" w:eastAsia="Consolas" w:hAnsi="Consolas" w:cs="Consolas"/>
-          <w:sz w:val="18"/>
-          <w:szCs w:val="18"/>
-        </w:rPr>
-        <w:t>stream_extract</w:t>
-      </w:r>
-      <w:proofErr w:type="spellEnd"/>
+        <w:rPr>
+          <w:b/>
+          <w:bCs/>
+        </w:rPr>
+        <w:t>Source code</w:t>
+      </w:r>
+      <w:r>
+        <w:t xml:space="preserve">: </w:t>
+      </w:r>
+      <w:r>
+        <w:t>model/inference/ntds_embeddings.py (streaming extractor) and model/inference/ntds_probe.py (analysis/probe).</w:t>
+      </w:r>
     </w:p>
     <w:p>
       <w:pPr>
@@ -2038,69 +2199,25 @@
         <w:spacing w:after="90" w:line="276" w:lineRule="auto"/>
       </w:pPr>
       <w:r>
-        <w:t xml:space="preserve">Probe + plots: </w:t>
-      </w:r>
-      <w:r>
-        <w:rPr>
-          <w:rFonts w:ascii="Consolas" w:eastAsia="Consolas" w:hAnsi="Consolas" w:cs="Consolas"/>
-          <w:sz w:val="18"/>
-          <w:szCs w:val="18"/>
-        </w:rPr>
-        <w:t xml:space="preserve">from </w:t>
+        <w:rPr>
+          <w:b/>
+          <w:bCs/>
+        </w:rPr>
+        <w:t>Reviewable notebook</w:t>
+      </w:r>
+      <w:r>
+        <w:t xml:space="preserve">: </w:t>
+      </w:r>
+      <w:r>
+        <w:t>Notebooks/</w:t>
       </w:r>
       <w:proofErr w:type="spellStart"/>
-      <w:proofErr w:type="gramStart"/>
-      <w:r>
-        <w:rPr>
-          <w:rFonts w:ascii="Consolas" w:eastAsia="Consolas" w:hAnsi="Consolas" w:cs="Consolas"/>
-          <w:sz w:val="18"/>
-          <w:szCs w:val="18"/>
-        </w:rPr>
-        <w:t>model.inference</w:t>
-      </w:r>
-      <w:proofErr w:type="gramEnd"/>
-      <w:r>
-        <w:rPr>
-          <w:rFonts w:ascii="Consolas" w:eastAsia="Consolas" w:hAnsi="Consolas" w:cs="Consolas"/>
-          <w:sz w:val="18"/>
-          <w:szCs w:val="18"/>
-        </w:rPr>
-        <w:t>.ntds_probe</w:t>
+      <w:r>
+        <w:t>ntds_metadata_probe.ipynb</w:t>
       </w:r>
       <w:proofErr w:type="spellEnd"/>
       <w:r>
-        <w:rPr>
-          <w:rFonts w:ascii="Consolas" w:eastAsia="Consolas" w:hAnsi="Consolas" w:cs="Consolas"/>
-          <w:sz w:val="18"/>
-          <w:szCs w:val="18"/>
-        </w:rPr>
-        <w:t xml:space="preserve"> import </w:t>
-      </w:r>
-      <w:proofErr w:type="spellStart"/>
-      <w:r>
-        <w:rPr>
-          <w:rFonts w:ascii="Consolas" w:eastAsia="Consolas" w:hAnsi="Consolas" w:cs="Consolas"/>
-          <w:sz w:val="18"/>
-          <w:szCs w:val="18"/>
-        </w:rPr>
-        <w:t>nested_</w:t>
-      </w:r>
-      <w:proofErr w:type="gramStart"/>
-      <w:r>
-        <w:rPr>
-          <w:rFonts w:ascii="Consolas" w:eastAsia="Consolas" w:hAnsi="Consolas" w:cs="Consolas"/>
-          <w:sz w:val="18"/>
-          <w:szCs w:val="18"/>
-        </w:rPr>
-        <w:t>report</w:t>
-      </w:r>
-      <w:proofErr w:type="spellEnd"/>
-      <w:r>
-        <w:t xml:space="preserve">  —</w:t>
-      </w:r>
-      <w:proofErr w:type="gramEnd"/>
-      <w:r>
-        <w:t xml:space="preserve"> returns the metrics table and writes the figures.</w:t>
+        <w:t>, showing each step live.</w:t>
       </w:r>
     </w:p>
     <w:p>
@@ -2113,28 +2230,40 @@
         <w:spacing w:after="90" w:line="276" w:lineRule="auto"/>
       </w:pPr>
       <w:r>
-        <w:t xml:space="preserve">Or open </w:t>
-      </w:r>
-      <w:r>
-        <w:rPr>
-          <w:rFonts w:ascii="Consolas" w:eastAsia="Consolas" w:hAnsi="Consolas" w:cs="Consolas"/>
-          <w:sz w:val="18"/>
-          <w:szCs w:val="18"/>
-        </w:rPr>
-        <w:t>Notebooks/</w:t>
-      </w:r>
-      <w:proofErr w:type="spellStart"/>
-      <w:r>
-        <w:rPr>
-          <w:rFonts w:ascii="Consolas" w:eastAsia="Consolas" w:hAnsi="Consolas" w:cs="Consolas"/>
-          <w:sz w:val="18"/>
-          <w:szCs w:val="18"/>
-        </w:rPr>
-        <w:t>ntds_metadata_probe.ipynb</w:t>
-      </w:r>
-      <w:proofErr w:type="spellEnd"/>
-      <w:r>
-        <w:t>; its Analysis section loads the saved embeddings and reproduces the table and plots without re-extraction.</w:t>
+        <w:rPr>
+          <w:b/>
+          <w:bCs/>
+        </w:rPr>
+        <w:t>Integration notes</w:t>
+      </w:r>
+      <w:r>
+        <w:t xml:space="preserve">: </w:t>
+      </w:r>
+      <w:r>
+        <w:t>this document, plus model/training/README.md for environment/training details.</w:t>
+      </w:r>
+    </w:p>
+    <w:p>
+      <w:pPr>
+        <w:pStyle w:val="ListParagraph"/>
+        <w:numPr>
+          <w:ilvl w:val="0"/>
+          <w:numId w:val="2"/>
+        </w:numPr>
+        <w:spacing w:after="90" w:line="276" w:lineRule="auto"/>
+      </w:pPr>
+      <w:r>
+        <w:rPr>
+          <w:b/>
+          <w:bCs/>
+        </w:rPr>
+        <w:t>Result figures &amp; metrics</w:t>
+      </w:r>
+      <w:r>
+        <w:t xml:space="preserve">: </w:t>
+      </w:r>
+      <w:r>
+        <w:t>results/ntds_5task_full_* (scatter plots, ROC, and the metrics JSON).</w:t>
       </w:r>
     </w:p>
     <w:p>
@@ -2142,7 +2271,6 @@
         <w:pStyle w:val="Heading1"/>
         <w:spacing w:before="280" w:after="120"/>
       </w:pPr>
-      <w:proofErr w:type="gramStart"/>
       <w:r>
         <w:rPr>
           <w:rFonts w:ascii="Cambria" w:eastAsia="Cambria" w:hAnsi="Cambria" w:cs="Cambria"/>
@@ -2152,9 +2280,8 @@
           <w:sz w:val="30"/>
           <w:szCs w:val="30"/>
         </w:rPr>
-        <w:t>6  Deliverables</w:t>
-      </w:r>
-      <w:proofErr w:type="gramEnd"/>
+        <w:t>7  IP &amp; data handling</w:t>
+      </w:r>
     </w:p>
     <w:p>
       <w:pPr>
@@ -2170,10 +2297,19 @@
           <w:b/>
           <w:bCs/>
         </w:rPr>
-        <w:t>Working in-house model</w:t>
-      </w:r>
-      <w:r>
-        <w:t xml:space="preserve"> — the co-authored model runs on Newton's hardware, loads the checkpoint, and produces embeddings.</w:t>
+        <w:t xml:space="preserve">IP: </w:t>
+      </w:r>
+      <w:r>
+        <w:t xml:space="preserve">the model and training pipeline are </w:t>
+      </w:r>
+      <w:r>
+        <w:t>jointly owned</w:t>
+      </w:r>
+      <w:r>
+        <w:t xml:space="preserve"> under §5.6 of the master agreement</w:t>
+      </w:r>
+      <w:r>
+        <w:t>.</w:t>
       </w:r>
     </w:p>
     <w:p>
@@ -2190,162 +2326,16 @@
           <w:b/>
           <w:bCs/>
         </w:rPr>
-        <w:t>Source code</w:t>
-      </w:r>
-      <w:r>
-        <w:t xml:space="preserve"> — model/inference/ntds_embeddings.py (streaming extractor) and model/inference/ntds_probe.py (analysis/probe).</w:t>
-      </w:r>
-    </w:p>
-    <w:p>
-      <w:pPr>
-        <w:pStyle w:val="ListParagraph"/>
-        <w:numPr>
-          <w:ilvl w:val="0"/>
-          <w:numId w:val="2"/>
-        </w:numPr>
-        <w:spacing w:after="90" w:line="276" w:lineRule="auto"/>
-      </w:pPr>
-      <w:r>
-        <w:rPr>
-          <w:b/>
-          <w:bCs/>
-        </w:rPr>
-        <w:t>Reviewable notebook</w:t>
-      </w:r>
-      <w:r>
-        <w:t xml:space="preserve"> — Notebooks/</w:t>
-      </w:r>
-      <w:proofErr w:type="spellStart"/>
-      <w:r>
-        <w:t>ntds_metadata_probe.ipynb</w:t>
-      </w:r>
-      <w:proofErr w:type="spellEnd"/>
-      <w:r>
-        <w:t>, showing each step live.</w:t>
-      </w:r>
-    </w:p>
-    <w:p>
-      <w:pPr>
-        <w:pStyle w:val="ListParagraph"/>
-        <w:numPr>
-          <w:ilvl w:val="0"/>
-          <w:numId w:val="2"/>
-        </w:numPr>
-        <w:spacing w:after="90" w:line="276" w:lineRule="auto"/>
-      </w:pPr>
-      <w:r>
-        <w:rPr>
-          <w:b/>
-          <w:bCs/>
-        </w:rPr>
-        <w:t>Integration notes</w:t>
-      </w:r>
-      <w:r>
-        <w:t xml:space="preserve"> — this document, plus model/training/README.md for environment/training details.</w:t>
-      </w:r>
-    </w:p>
-    <w:p>
-      <w:pPr>
-        <w:pStyle w:val="ListParagraph"/>
-        <w:numPr>
-          <w:ilvl w:val="0"/>
-          <w:numId w:val="2"/>
-        </w:numPr>
-        <w:spacing w:after="90" w:line="276" w:lineRule="auto"/>
-      </w:pPr>
-      <w:r>
-        <w:rPr>
-          <w:b/>
-          <w:bCs/>
-        </w:rPr>
-        <w:t>Result figures &amp; metrics</w:t>
-      </w:r>
-      <w:r>
-        <w:t xml:space="preserve"> — results/ntds_5task_full_* (scatter plots, ROC, and the metrics JSON).</w:t>
-      </w:r>
-    </w:p>
-    <w:p>
-      <w:pPr>
-        <w:pStyle w:val="Heading1"/>
-        <w:spacing w:before="280" w:after="120"/>
-      </w:pPr>
-      <w:r>
-        <w:rPr>
-          <w:rFonts w:ascii="Cambria" w:eastAsia="Cambria" w:hAnsi="Cambria" w:cs="Cambria"/>
-          <w:b/>
-          <w:bCs/>
-          <w:color w:val="10243A"/>
-          <w:sz w:val="30"/>
-          <w:szCs w:val="30"/>
-        </w:rPr>
-        <w:t>7</w:t>
-      </w:r>
-      <w:r>
-        <w:rPr>
-          <w:rFonts w:ascii="Cambria" w:eastAsia="Cambria" w:hAnsi="Cambria" w:cs="Cambria"/>
-          <w:b/>
-          <w:bCs/>
-          <w:color w:val="10243A"/>
-          <w:sz w:val="30"/>
-          <w:szCs w:val="30"/>
-        </w:rPr>
-        <w:t xml:space="preserve">  IP &amp; data handling</w:t>
-      </w:r>
-    </w:p>
-    <w:p>
-      <w:pPr>
-        <w:pStyle w:val="ListParagraph"/>
-        <w:numPr>
-          <w:ilvl w:val="0"/>
-          <w:numId w:val="2"/>
-        </w:numPr>
-        <w:spacing w:after="90" w:line="276" w:lineRule="auto"/>
-      </w:pPr>
-      <w:r>
-        <w:rPr>
-          <w:b/>
-          <w:bCs/>
-        </w:rPr>
-        <w:t xml:space="preserve">IP: </w:t>
-      </w:r>
-      <w:r>
-        <w:t xml:space="preserve">the model and training pipeline are </w:t>
-      </w:r>
-      <w:proofErr w:type="gramStart"/>
-      <w:r>
-        <w:t>jointly-owned</w:t>
-      </w:r>
-      <w:proofErr w:type="gramEnd"/>
-      <w:r>
-        <w:t xml:space="preserve"> under §5.6 of the master agreement; flag for IP review before any external sharing.</w:t>
-      </w:r>
-    </w:p>
-    <w:p>
-      <w:pPr>
-        <w:pStyle w:val="ListParagraph"/>
-        <w:numPr>
-          <w:ilvl w:val="0"/>
-          <w:numId w:val="2"/>
-        </w:numPr>
-        <w:spacing w:after="90" w:line="276" w:lineRule="auto"/>
-      </w:pPr>
-      <w:r>
-        <w:rPr>
-          <w:b/>
-          <w:bCs/>
-        </w:rPr>
         <w:t xml:space="preserve">Data: </w:t>
       </w:r>
       <w:r>
-        <w:t>recordings are subject-level and remain within Newton's environment — streamed-and-deleted during processing, never stored on local machines, and never committed to version control. Credentials live only in a git-</w:t>
-      </w:r>
-      <w:proofErr w:type="gramStart"/>
-      <w:r>
-        <w:t>ignored .env</w:t>
-      </w:r>
-      <w:proofErr w:type="gramEnd"/>
-      <w:r>
-        <w:t>; embedding stores are kept local.</w:t>
+        <w:t>recordings are subject-level and remain within Newton's environment</w:t>
+      </w:r>
+      <w:r>
+        <w:t xml:space="preserve">, </w:t>
+      </w:r>
+      <w:r>
+        <w:t>streamed-and-deleted during processing, never stored on local machines, and never committed to version control. Credentials live only in a git-ignored .env; embedding stores are kept local.</w:t>
       </w:r>
     </w:p>
     <w:sectPr>
@@ -2359,7 +2349,7 @@
 </file>
 
 <file path=word/numbering.xml><?xml version="1.0" encoding="utf-8"?>
-<w:numbering xmlns:wpc="http://schemas.microsoft.com/office/word/2010/wordprocessingCanvas" xmlns:cx="http://schemas.microsoft.com/office/drawing/2014/chartex" xmlns:cx1="http://schemas.microsoft.com/office/drawing/2015/9/8/chartex" xmlns:cx2="http://schemas.microsoft.com/office/drawing/2015/10/21/chartex" xmlns:cx3="http://schemas.microsoft.com/office/drawing/2016/5/9/chartex" xmlns:cx4="http://schemas.microsoft.com/office/drawing/2016/5/10/chartex" xmlns:cx5="http://schemas.microsoft.com/office/drawing/2016/5/11/chartex" xmlns:cx6="http://schemas.microsoft.com/office/drawing/2016/5/12/chartex" xmlns:cx7="http://schemas.microsoft.com/office/drawing/2016/5/13/chartex" xmlns:cx8="http://schemas.microsoft.com/office/drawing/2016/5/14/chartex" xmlns:mc="http://schemas.openxmlformats.org/markup-compatibility/2006" xmlns:aink="http://schemas.microsoft.com/office/drawing/2016/ink" xmlns:am3d="http://schemas.microsoft.com/office/drawing/2017/model3d" xmlns:o="urn:schemas-microsoft-com:office:office" xmlns:oel="http://schemas.microsoft.com/office/2019/extlst" xmlns:r="http://schemas.openxmlformats.org/officeDocument/2006/relationships" xmlns:m="http://schemas.openxmlformats.org/officeDocument/2006/math" xmlns:v="urn:schemas-microsoft-com:vml" xmlns:wp14="http://schemas.microsoft.com/office/word/2010/wordprocessingDrawing" xmlns:wp="http://schemas.openxmlformats.org/drawingml/2006/wordprocessingDrawing" xmlns:w10="urn:schemas-microsoft-com:office:word" xmlns:w="http://schemas.openxmlformats.org/wordprocessingml/2006/main" xmlns:w14="http://schemas.microsoft.com/office/word/2010/wordml" xmlns:w15="http://schemas.microsoft.com/office/word/2012/wordml" xmlns:w16cex="http://schemas.microsoft.com/office/word/2018/wordml/cex" xmlns:w16cid="http://schemas.microsoft.com/office/word/2016/wordml/cid" xmlns:w16="http://schemas.microsoft.com/office/word/2018/wordml" xmlns:w16du="http://schemas.microsoft.com/office/word/2023/wordml/word16du" xmlns:w16sdtdh="http://schemas.microsoft.com/office/word/2020/wordml/sdtdatahash" xmlns:w16sdtfl="http://schemas.microsoft.com/office/word/2024/wordml/sdtformatlock" xmlns:w16se="http://schemas.microsoft.com/office/word/2015/wordml/symex" xmlns:wpg="http://schemas.microsoft.com/office/word/2010/wordprocessingGroup" xmlns:wpi="http://schemas.microsoft.com/office/word/2010/wordprocessingInk" xmlns:wne="http://schemas.microsoft.com/office/word/2006/wordml" xmlns:wps="http://schemas.microsoft.com/office/word/2010/wordprocessingShape" mc:Ignorable="w14 w15 w16se w16cid w16 w16cex w16sdtdh w16sdtfl w16du wp14">
+<w:numbering xmlns:wpc="http://schemas.microsoft.com/office/word/2010/wordprocessingCanvas" xmlns:cx="http://schemas.microsoft.com/office/drawing/2014/chartex" xmlns:cx1="http://schemas.microsoft.com/office/drawing/2015/9/8/chartex" xmlns:cx2="http://schemas.microsoft.com/office/drawing/2015/10/21/chartex" xmlns:cx3="http://schemas.microsoft.com/office/drawing/2016/5/9/chartex" xmlns:cx4="http://schemas.microsoft.com/office/drawing/2016/5/10/chartex" xmlns:cx5="http://schemas.microsoft.com/office/drawing/2016/5/11/chartex" xmlns:cx6="http://schemas.microsoft.com/office/drawing/2016/5/12/chartex" xmlns:cx7="http://schemas.microsoft.com/office/drawing/2016/5/13/chartex" xmlns:cx8="http://schemas.microsoft.com/office/drawing/2016/5/14/chartex" xmlns:mc="http://schemas.openxmlformats.org/markup-compatibility/2006" xmlns:m="http://schemas.openxmlformats.org/officeDocument/2006/math" xmlns:aink="http://schemas.microsoft.com/office/drawing/2016/ink" xmlns:am3d="http://schemas.microsoft.com/office/drawing/2017/model3d" xmlns:oel="http://schemas.microsoft.com/office/2019/extlst" xmlns:r="http://schemas.openxmlformats.org/officeDocument/2006/relationships" xmlns:wp14="http://schemas.microsoft.com/office/word/2010/wordprocessingDrawing" xmlns:wp="http://schemas.openxmlformats.org/drawingml/2006/wordprocessingDrawing" xmlns:wpg="http://schemas.microsoft.com/office/word/2010/wordprocessingGroup" xmlns:wpi="http://schemas.microsoft.com/office/word/2010/wordprocessingInk" xmlns:wps="http://schemas.microsoft.com/office/word/2010/wordprocessingShape" xmlns:o="urn:schemas-microsoft-com:office:office" xmlns:v="urn:schemas-microsoft-com:vml" xmlns:w10="urn:schemas-microsoft-com:office:word" xmlns:w="http://schemas.openxmlformats.org/wordprocessingml/2006/main" xmlns:w14="http://schemas.microsoft.com/office/word/2010/wordml" xmlns:w15="http://schemas.microsoft.com/office/word/2012/wordml" xmlns:w16cex="http://schemas.microsoft.com/office/word/2018/wordml/cex" xmlns:w16cid="http://schemas.microsoft.com/office/word/2016/wordml/cid" xmlns:w16="http://schemas.microsoft.com/office/word/2018/wordml" xmlns:w16sdtdh="http://schemas.microsoft.com/office/word/2020/wordml/sdtdatahash" xmlns:w16sdtfl="http://schemas.microsoft.com/office/word/2024/wordml/sdtformatlock" xmlns:w16se="http://schemas.microsoft.com/office/word/2015/wordml/symex" xmlns:w16du="http://schemas.microsoft.com/office/word/2023/wordml/word16du" xmlns:wne="http://schemas.microsoft.com/office/word/2006/wordml" mc:Ignorable="w14 w15 w16se w16cid w16 w16cex w16sdtdh w16sdtfl w16du wp14">
   <w:abstractNum w:abstractNumId="0" w15:restartNumberingAfterBreak="0">
     <w:nsid w:val="5AF668EB"/>
     <w:multiLevelType w:val="hybridMultilevel"/>
@@ -2516,7 +2506,7 @@
 </file>
 
 <file path=word/styles.xml><?xml version="1.0" encoding="utf-8"?>
-<w:styles xmlns:mc="http://schemas.openxmlformats.org/markup-compatibility/2006" xmlns:r="http://schemas.openxmlformats.org/officeDocument/2006/relationships" xmlns:w="http://schemas.openxmlformats.org/wordprocessingml/2006/main" xmlns:w14="http://schemas.microsoft.com/office/word/2010/wordml" xmlns:w15="http://schemas.microsoft.com/office/word/2012/wordml" xmlns:w16cex="http://schemas.microsoft.com/office/word/2018/wordml/cex" xmlns:w16cid="http://schemas.microsoft.com/office/word/2016/wordml/cid" xmlns:w16="http://schemas.microsoft.com/office/word/2018/wordml" xmlns:w16du="http://schemas.microsoft.com/office/word/2023/wordml/word16du" xmlns:w16sdtdh="http://schemas.microsoft.com/office/word/2020/wordml/sdtdatahash" xmlns:w16sdtfl="http://schemas.microsoft.com/office/word/2024/wordml/sdtformatlock" xmlns:w16se="http://schemas.microsoft.com/office/word/2015/wordml/symex" mc:Ignorable="w14 w15 w16se w16cid w16 w16cex w16sdtdh w16sdtfl w16du">
+<w:styles xmlns:mc="http://schemas.openxmlformats.org/markup-compatibility/2006" xmlns:r="http://schemas.openxmlformats.org/officeDocument/2006/relationships" xmlns:w="http://schemas.openxmlformats.org/wordprocessingml/2006/main" xmlns:w14="http://schemas.microsoft.com/office/word/2010/wordml" xmlns:w15="http://schemas.microsoft.com/office/word/2012/wordml" xmlns:w16cex="http://schemas.microsoft.com/office/word/2018/wordml/cex" xmlns:w16cid="http://schemas.microsoft.com/office/word/2016/wordml/cid" xmlns:w16="http://schemas.microsoft.com/office/word/2018/wordml" xmlns:w16sdtdh="http://schemas.microsoft.com/office/word/2020/wordml/sdtdatahash" xmlns:w16sdtfl="http://schemas.microsoft.com/office/word/2024/wordml/sdtformatlock" xmlns:w16se="http://schemas.microsoft.com/office/word/2015/wordml/symex" xmlns:w16du="http://schemas.microsoft.com/office/word/2023/wordml/word16du" mc:Ignorable="w14 w15 w16se w16cid w16 w16cex w16sdtdh w16sdtfl w16du">
   <w:docDefaults>
     <w:rPrDefault>
       <w:rPr>
